--- a/commercial/strategie/Réunion commercialisation .docx
+++ b/commercial/strategie/Réunion commercialisation .docx
@@ -4,10 +4,16 @@
   <w:body>
     <w:p>
       <w:pPr>
-        <w:pStyle w:val="Titre1"/>
-      </w:pPr>
-      <w:r>
-        <w:t>07/03/2026</w:t>
+        <w:pStyle w:val="Heading1"/>
+      </w:pPr>
+      <w:r>
+        <w:t>0</w:t>
+      </w:r>
+      <w:r>
+        <w:t>5</w:t>
+      </w:r>
+      <w:r>
+        <w:t>/03/2026</w:t>
       </w:r>
     </w:p>
     <w:p>
@@ -46,7 +52,7 @@
     </w:p>
     <w:p>
       <w:pPr>
-        <w:pStyle w:val="Paragraphedeliste"/>
+        <w:pStyle w:val="ListParagraph"/>
         <w:numPr>
           <w:ilvl w:val="0"/>
           <w:numId w:val="1"/>
@@ -59,15 +65,7 @@
     <w:p/>
     <w:p>
       <w:r>
-        <w:t xml:space="preserve">Créer la page </w:t>
-      </w:r>
-      <w:proofErr w:type="spellStart"/>
-      <w:r>
-        <w:t>Linkedin</w:t>
-      </w:r>
-      <w:proofErr w:type="spellEnd"/>
-      <w:r>
-        <w:t xml:space="preserve"> c’est assez simple </w:t>
+        <w:t xml:space="preserve">Créer la page Linkedin c’est assez simple </w:t>
       </w:r>
     </w:p>
     <w:p/>
@@ -81,7 +79,7 @@
     </w:p>
     <w:p>
       <w:pPr>
-        <w:pStyle w:val="Paragraphedeliste"/>
+        <w:pStyle w:val="ListParagraph"/>
         <w:numPr>
           <w:ilvl w:val="0"/>
           <w:numId w:val="1"/>
@@ -93,7 +91,7 @@
     </w:p>
     <w:p>
       <w:pPr>
-        <w:pStyle w:val="Paragraphedeliste"/>
+        <w:pStyle w:val="ListParagraph"/>
         <w:numPr>
           <w:ilvl w:val="0"/>
           <w:numId w:val="1"/>
@@ -108,15 +106,7 @@
     </w:p>
     <w:p>
       <w:r>
-        <w:t xml:space="preserve">Créé le compet </w:t>
-      </w:r>
-      <w:proofErr w:type="spellStart"/>
-      <w:r>
-        <w:t>Linkedin</w:t>
-      </w:r>
-      <w:proofErr w:type="spellEnd"/>
-      <w:r>
-        <w:t xml:space="preserve"> à partir de son </w:t>
+        <w:t xml:space="preserve">Créé le compet Linkedin à partir de son </w:t>
       </w:r>
     </w:p>
     <w:p/>
@@ -133,7 +123,7 @@
     </w:p>
     <w:p>
       <w:pPr>
-        <w:pStyle w:val="Paragraphedeliste"/>
+        <w:pStyle w:val="ListParagraph"/>
         <w:numPr>
           <w:ilvl w:val="0"/>
           <w:numId w:val="2"/>
@@ -145,27 +135,19 @@
     </w:p>
     <w:p>
       <w:pPr>
-        <w:pStyle w:val="Paragraphedeliste"/>
+        <w:pStyle w:val="ListParagraph"/>
         <w:numPr>
           <w:ilvl w:val="0"/>
           <w:numId w:val="2"/>
         </w:numPr>
       </w:pPr>
       <w:r>
-        <w:t xml:space="preserve">Algorithme </w:t>
-      </w:r>
-      <w:proofErr w:type="spellStart"/>
-      <w:r>
-        <w:t>linkedin</w:t>
-      </w:r>
-      <w:proofErr w:type="spellEnd"/>
-      <w:r>
-        <w:t xml:space="preserve"> </w:t>
-      </w:r>
-    </w:p>
-    <w:p>
-      <w:pPr>
-        <w:pStyle w:val="Paragraphedeliste"/>
+        <w:t xml:space="preserve">Algorithme linkedin </w:t>
+      </w:r>
+    </w:p>
+    <w:p>
+      <w:pPr>
+        <w:pStyle w:val="ListParagraph"/>
         <w:numPr>
           <w:ilvl w:val="1"/>
           <w:numId w:val="2"/>
@@ -177,7 +159,7 @@
     </w:p>
     <w:p>
       <w:pPr>
-        <w:pStyle w:val="Paragraphedeliste"/>
+        <w:pStyle w:val="ListParagraph"/>
         <w:numPr>
           <w:ilvl w:val="1"/>
           <w:numId w:val="2"/>
@@ -195,7 +177,7 @@
     </w:p>
     <w:p>
       <w:pPr>
-        <w:pStyle w:val="Paragraphedeliste"/>
+        <w:pStyle w:val="ListParagraph"/>
         <w:numPr>
           <w:ilvl w:val="1"/>
           <w:numId w:val="2"/>
@@ -234,7 +216,7 @@
     </w:p>
     <w:p>
       <w:pPr>
-        <w:pStyle w:val="Paragraphedeliste"/>
+        <w:pStyle w:val="ListParagraph"/>
         <w:numPr>
           <w:ilvl w:val="2"/>
           <w:numId w:val="2"/>
@@ -255,24 +237,19 @@
     </w:p>
     <w:p>
       <w:pPr>
-        <w:pStyle w:val="Paragraphedeliste"/>
+        <w:pStyle w:val="ListParagraph"/>
         <w:numPr>
           <w:ilvl w:val="1"/>
           <w:numId w:val="2"/>
         </w:numPr>
       </w:pPr>
-      <w:proofErr w:type="spellStart"/>
-      <w:r>
-        <w:t>Carousel</w:t>
-      </w:r>
-      <w:proofErr w:type="spellEnd"/>
-      <w:r>
-        <w:t xml:space="preserve"> comme support -&gt; pour l’engagement </w:t>
-      </w:r>
-    </w:p>
-    <w:p>
-      <w:pPr>
-        <w:pStyle w:val="Paragraphedeliste"/>
+      <w:r>
+        <w:t xml:space="preserve">Carousel comme support -&gt; pour l’engagement </w:t>
+      </w:r>
+    </w:p>
+    <w:p>
+      <w:pPr>
+        <w:pStyle w:val="ListParagraph"/>
         <w:numPr>
           <w:ilvl w:val="1"/>
           <w:numId w:val="2"/>
@@ -284,7 +261,7 @@
     </w:p>
     <w:p>
       <w:pPr>
-        <w:pStyle w:val="Paragraphedeliste"/>
+        <w:pStyle w:val="ListParagraph"/>
         <w:numPr>
           <w:ilvl w:val="2"/>
           <w:numId w:val="2"/>
@@ -302,24 +279,19 @@
     </w:p>
     <w:p>
       <w:pPr>
-        <w:pStyle w:val="Paragraphedeliste"/>
+        <w:pStyle w:val="ListParagraph"/>
         <w:numPr>
           <w:ilvl w:val="1"/>
           <w:numId w:val="2"/>
         </w:numPr>
       </w:pPr>
       <w:r>
-        <w:t xml:space="preserve">Vidéo format </w:t>
-      </w:r>
-      <w:proofErr w:type="spellStart"/>
-      <w:r>
-        <w:t>tiktok</w:t>
-      </w:r>
-      <w:proofErr w:type="spellEnd"/>
-    </w:p>
-    <w:p>
-      <w:pPr>
-        <w:pStyle w:val="Paragraphedeliste"/>
+        <w:t>Vidéo format tiktok</w:t>
+      </w:r>
+    </w:p>
+    <w:p>
+      <w:pPr>
+        <w:pStyle w:val="ListParagraph"/>
         <w:numPr>
           <w:ilvl w:val="1"/>
           <w:numId w:val="2"/>
@@ -346,7 +318,7 @@
     </w:p>
     <w:p>
       <w:pPr>
-        <w:pStyle w:val="Paragraphedeliste"/>
+        <w:pStyle w:val="ListParagraph"/>
         <w:numPr>
           <w:ilvl w:val="0"/>
           <w:numId w:val="3"/>
@@ -358,7 +330,7 @@
     </w:p>
     <w:p>
       <w:pPr>
-        <w:pStyle w:val="Paragraphedeliste"/>
+        <w:pStyle w:val="ListParagraph"/>
         <w:numPr>
           <w:ilvl w:val="0"/>
           <w:numId w:val="3"/>
@@ -370,7 +342,7 @@
     </w:p>
     <w:p>
       <w:pPr>
-        <w:pStyle w:val="Paragraphedeliste"/>
+        <w:pStyle w:val="ListParagraph"/>
         <w:numPr>
           <w:ilvl w:val="0"/>
           <w:numId w:val="3"/>
@@ -383,49 +355,20 @@
     <w:p/>
     <w:p>
       <w:r>
-        <w:t xml:space="preserve">Une fois qu’on fait le doc </w:t>
-      </w:r>
-      <w:proofErr w:type="spellStart"/>
-      <w:r>
-        <w:t>word</w:t>
-      </w:r>
-      <w:proofErr w:type="spellEnd"/>
+        <w:t>Une fois qu’on fait le doc word</w:t>
+      </w:r>
       <w:r>
         <w:t xml:space="preserve">, </w:t>
       </w:r>
       <w:r>
-        <w:t xml:space="preserve">on lancera </w:t>
-      </w:r>
-      <w:proofErr w:type="spellStart"/>
-      <w:r>
-        <w:t>Linkedin</w:t>
-      </w:r>
-      <w:proofErr w:type="spellEnd"/>
-      <w:r>
-        <w:t xml:space="preserve"> </w:t>
+        <w:t xml:space="preserve">on lancera Linkedin </w:t>
       </w:r>
     </w:p>
     <w:p/>
     <w:p/>
     <w:p>
       <w:r>
-        <w:t xml:space="preserve">3 </w:t>
-      </w:r>
-      <w:proofErr w:type="spellStart"/>
-      <w:r>
-        <w:t>idees</w:t>
-      </w:r>
-      <w:proofErr w:type="spellEnd"/>
-      <w:r>
-        <w:t xml:space="preserve"> par 3 </w:t>
-      </w:r>
-      <w:proofErr w:type="spellStart"/>
-      <w:r>
-        <w:t>idees</w:t>
-      </w:r>
-      <w:proofErr w:type="spellEnd"/>
-      <w:r>
-        <w:t xml:space="preserve"> </w:t>
+        <w:t xml:space="preserve">3 idees par 3 idees </w:t>
       </w:r>
     </w:p>
     <w:p/>
@@ -437,37 +380,16 @@
     </w:p>
     <w:p>
       <w:r>
-        <w:t xml:space="preserve">3 </w:t>
-      </w:r>
-      <w:proofErr w:type="spellStart"/>
-      <w:r>
-        <w:t>plus value</w:t>
-      </w:r>
-      <w:proofErr w:type="spellEnd"/>
-      <w:r>
-        <w:t xml:space="preserve"> </w:t>
-      </w:r>
-    </w:p>
-    <w:p>
-      <w:r>
-        <w:t xml:space="preserve">Créer mon </w:t>
-      </w:r>
-      <w:proofErr w:type="spellStart"/>
-      <w:r>
-        <w:t>wording</w:t>
-      </w:r>
-      <w:proofErr w:type="spellEnd"/>
+        <w:t xml:space="preserve">3 plus value </w:t>
+      </w:r>
+    </w:p>
+    <w:p>
+      <w:r>
+        <w:t>Créer mon wording, IAMI….</w:t>
+      </w:r>
       <w:r>
         <w:t xml:space="preserve">, </w:t>
       </w:r>
-      <w:proofErr w:type="gramStart"/>
-      <w:r>
-        <w:t>IAMI….</w:t>
-      </w:r>
-      <w:proofErr w:type="gramEnd"/>
-      <w:r>
-        <w:t xml:space="preserve">, </w:t>
-      </w:r>
       <w:r>
         <w:t>à</w:t>
       </w:r>
@@ -486,6 +408,18 @@
         <w:t xml:space="preserve">Suivi des stats 1 fois par mois </w:t>
       </w:r>
     </w:p>
+    <w:p/>
+    <w:p/>
+    <w:p/>
+    <w:p>
+      <w:pPr>
+        <w:pStyle w:val="Heading1"/>
+      </w:pPr>
+      <w:r>
+        <w:t>08/03/2026</w:t>
+      </w:r>
+    </w:p>
+    <w:p/>
     <w:p/>
     <w:sectPr>
       <w:pgSz w:w="11906" w:h="16838"/>
@@ -1244,11 +1178,11 @@
     <w:name w:val="Normal"/>
     <w:qFormat/>
   </w:style>
-  <w:style w:type="paragraph" w:styleId="Titre1">
+  <w:style w:type="paragraph" w:styleId="Heading1">
     <w:name w:val="heading 1"/>
     <w:basedOn w:val="Normal"/>
     <w:next w:val="Normal"/>
-    <w:link w:val="Titre1Car"/>
+    <w:link w:val="Heading1Char"/>
     <w:uiPriority w:val="9"/>
     <w:qFormat/>
     <w:rsid w:val="004B21EF"/>
@@ -1265,11 +1199,11 @@
       <w:szCs w:val="40"/>
     </w:rPr>
   </w:style>
-  <w:style w:type="paragraph" w:styleId="Titre2">
+  <w:style w:type="paragraph" w:styleId="Heading2">
     <w:name w:val="heading 2"/>
     <w:basedOn w:val="Normal"/>
     <w:next w:val="Normal"/>
-    <w:link w:val="Titre2Car"/>
+    <w:link w:val="Heading2Char"/>
     <w:uiPriority w:val="9"/>
     <w:semiHidden/>
     <w:unhideWhenUsed/>
@@ -1288,11 +1222,11 @@
       <w:szCs w:val="32"/>
     </w:rPr>
   </w:style>
-  <w:style w:type="paragraph" w:styleId="Titre3">
+  <w:style w:type="paragraph" w:styleId="Heading3">
     <w:name w:val="heading 3"/>
     <w:basedOn w:val="Normal"/>
     <w:next w:val="Normal"/>
-    <w:link w:val="Titre3Car"/>
+    <w:link w:val="Heading3Char"/>
     <w:uiPriority w:val="9"/>
     <w:semiHidden/>
     <w:unhideWhenUsed/>
@@ -1311,11 +1245,11 @@
       <w:szCs w:val="28"/>
     </w:rPr>
   </w:style>
-  <w:style w:type="paragraph" w:styleId="Titre4">
+  <w:style w:type="paragraph" w:styleId="Heading4">
     <w:name w:val="heading 4"/>
     <w:basedOn w:val="Normal"/>
     <w:next w:val="Normal"/>
-    <w:link w:val="Titre4Car"/>
+    <w:link w:val="Heading4Char"/>
     <w:uiPriority w:val="9"/>
     <w:semiHidden/>
     <w:unhideWhenUsed/>
@@ -1334,11 +1268,11 @@
       <w:color w:val="0F4761" w:themeColor="accent1" w:themeShade="BF"/>
     </w:rPr>
   </w:style>
-  <w:style w:type="paragraph" w:styleId="Titre5">
+  <w:style w:type="paragraph" w:styleId="Heading5">
     <w:name w:val="heading 5"/>
     <w:basedOn w:val="Normal"/>
     <w:next w:val="Normal"/>
-    <w:link w:val="Titre5Car"/>
+    <w:link w:val="Heading5Char"/>
     <w:uiPriority w:val="9"/>
     <w:semiHidden/>
     <w:unhideWhenUsed/>
@@ -1355,11 +1289,11 @@
       <w:color w:val="0F4761" w:themeColor="accent1" w:themeShade="BF"/>
     </w:rPr>
   </w:style>
-  <w:style w:type="paragraph" w:styleId="Titre6">
+  <w:style w:type="paragraph" w:styleId="Heading6">
     <w:name w:val="heading 6"/>
     <w:basedOn w:val="Normal"/>
     <w:next w:val="Normal"/>
-    <w:link w:val="Titre6Car"/>
+    <w:link w:val="Heading6Char"/>
     <w:uiPriority w:val="9"/>
     <w:semiHidden/>
     <w:unhideWhenUsed/>
@@ -1378,11 +1312,11 @@
       <w:color w:val="595959" w:themeColor="text1" w:themeTint="A6"/>
     </w:rPr>
   </w:style>
-  <w:style w:type="paragraph" w:styleId="Titre7">
+  <w:style w:type="paragraph" w:styleId="Heading7">
     <w:name w:val="heading 7"/>
     <w:basedOn w:val="Normal"/>
     <w:next w:val="Normal"/>
-    <w:link w:val="Titre7Car"/>
+    <w:link w:val="Heading7Char"/>
     <w:uiPriority w:val="9"/>
     <w:semiHidden/>
     <w:unhideWhenUsed/>
@@ -1399,11 +1333,11 @@
       <w:color w:val="595959" w:themeColor="text1" w:themeTint="A6"/>
     </w:rPr>
   </w:style>
-  <w:style w:type="paragraph" w:styleId="Titre8">
+  <w:style w:type="paragraph" w:styleId="Heading8">
     <w:name w:val="heading 8"/>
     <w:basedOn w:val="Normal"/>
     <w:next w:val="Normal"/>
-    <w:link w:val="Titre8Car"/>
+    <w:link w:val="Heading8Char"/>
     <w:uiPriority w:val="9"/>
     <w:semiHidden/>
     <w:unhideWhenUsed/>
@@ -1421,11 +1355,11 @@
       <w:color w:val="272727" w:themeColor="text1" w:themeTint="D8"/>
     </w:rPr>
   </w:style>
-  <w:style w:type="paragraph" w:styleId="Titre9">
+  <w:style w:type="paragraph" w:styleId="Heading9">
     <w:name w:val="heading 9"/>
     <w:basedOn w:val="Normal"/>
     <w:next w:val="Normal"/>
-    <w:link w:val="Titre9Car"/>
+    <w:link w:val="Heading9Char"/>
     <w:uiPriority w:val="9"/>
     <w:semiHidden/>
     <w:unhideWhenUsed/>
@@ -1441,13 +1375,13 @@
       <w:color w:val="272727" w:themeColor="text1" w:themeTint="D8"/>
     </w:rPr>
   </w:style>
-  <w:style w:type="character" w:default="1" w:styleId="Policepardfaut">
+  <w:style w:type="character" w:default="1" w:styleId="DefaultParagraphFont">
     <w:name w:val="Default Paragraph Font"/>
     <w:uiPriority w:val="1"/>
     <w:semiHidden/>
     <w:unhideWhenUsed/>
   </w:style>
-  <w:style w:type="table" w:default="1" w:styleId="TableauNormal">
+  <w:style w:type="table" w:default="1" w:styleId="TableNormal">
     <w:name w:val="Normal Table"/>
     <w:uiPriority w:val="99"/>
     <w:semiHidden/>
@@ -1462,16 +1396,16 @@
       </w:tblCellMar>
     </w:tblPr>
   </w:style>
-  <w:style w:type="numbering" w:default="1" w:styleId="Aucuneliste">
+  <w:style w:type="numbering" w:default="1" w:styleId="NoList">
     <w:name w:val="No List"/>
     <w:uiPriority w:val="99"/>
     <w:semiHidden/>
     <w:unhideWhenUsed/>
   </w:style>
-  <w:style w:type="character" w:customStyle="1" w:styleId="Titre1Car">
-    <w:name w:val="Titre 1 Car"/>
-    <w:basedOn w:val="Policepardfaut"/>
-    <w:link w:val="Titre1"/>
+  <w:style w:type="character" w:customStyle="1" w:styleId="Heading1Char">
+    <w:name w:val="Heading 1 Char"/>
+    <w:basedOn w:val="DefaultParagraphFont"/>
+    <w:link w:val="Heading1"/>
     <w:uiPriority w:val="9"/>
     <w:rsid w:val="004B21EF"/>
     <w:rPr>
@@ -1481,10 +1415,10 @@
       <w:szCs w:val="40"/>
     </w:rPr>
   </w:style>
-  <w:style w:type="character" w:customStyle="1" w:styleId="Titre2Car">
-    <w:name w:val="Titre 2 Car"/>
-    <w:basedOn w:val="Policepardfaut"/>
-    <w:link w:val="Titre2"/>
+  <w:style w:type="character" w:customStyle="1" w:styleId="Heading2Char">
+    <w:name w:val="Heading 2 Char"/>
+    <w:basedOn w:val="DefaultParagraphFont"/>
+    <w:link w:val="Heading2"/>
     <w:uiPriority w:val="9"/>
     <w:semiHidden/>
     <w:rsid w:val="004B21EF"/>
@@ -1495,10 +1429,10 @@
       <w:szCs w:val="32"/>
     </w:rPr>
   </w:style>
-  <w:style w:type="character" w:customStyle="1" w:styleId="Titre3Car">
-    <w:name w:val="Titre 3 Car"/>
-    <w:basedOn w:val="Policepardfaut"/>
-    <w:link w:val="Titre3"/>
+  <w:style w:type="character" w:customStyle="1" w:styleId="Heading3Char">
+    <w:name w:val="Heading 3 Char"/>
+    <w:basedOn w:val="DefaultParagraphFont"/>
+    <w:link w:val="Heading3"/>
     <w:uiPriority w:val="9"/>
     <w:semiHidden/>
     <w:rsid w:val="004B21EF"/>
@@ -1509,10 +1443,10 @@
       <w:szCs w:val="28"/>
     </w:rPr>
   </w:style>
-  <w:style w:type="character" w:customStyle="1" w:styleId="Titre4Car">
-    <w:name w:val="Titre 4 Car"/>
-    <w:basedOn w:val="Policepardfaut"/>
-    <w:link w:val="Titre4"/>
+  <w:style w:type="character" w:customStyle="1" w:styleId="Heading4Char">
+    <w:name w:val="Heading 4 Char"/>
+    <w:basedOn w:val="DefaultParagraphFont"/>
+    <w:link w:val="Heading4"/>
     <w:uiPriority w:val="9"/>
     <w:semiHidden/>
     <w:rsid w:val="004B21EF"/>
@@ -1523,10 +1457,10 @@
       <w:color w:val="0F4761" w:themeColor="accent1" w:themeShade="BF"/>
     </w:rPr>
   </w:style>
-  <w:style w:type="character" w:customStyle="1" w:styleId="Titre5Car">
-    <w:name w:val="Titre 5 Car"/>
-    <w:basedOn w:val="Policepardfaut"/>
-    <w:link w:val="Titre5"/>
+  <w:style w:type="character" w:customStyle="1" w:styleId="Heading5Char">
+    <w:name w:val="Heading 5 Char"/>
+    <w:basedOn w:val="DefaultParagraphFont"/>
+    <w:link w:val="Heading5"/>
     <w:uiPriority w:val="9"/>
     <w:semiHidden/>
     <w:rsid w:val="004B21EF"/>
@@ -1535,10 +1469,10 @@
       <w:color w:val="0F4761" w:themeColor="accent1" w:themeShade="BF"/>
     </w:rPr>
   </w:style>
-  <w:style w:type="character" w:customStyle="1" w:styleId="Titre6Car">
-    <w:name w:val="Titre 6 Car"/>
-    <w:basedOn w:val="Policepardfaut"/>
-    <w:link w:val="Titre6"/>
+  <w:style w:type="character" w:customStyle="1" w:styleId="Heading6Char">
+    <w:name w:val="Heading 6 Char"/>
+    <w:basedOn w:val="DefaultParagraphFont"/>
+    <w:link w:val="Heading6"/>
     <w:uiPriority w:val="9"/>
     <w:semiHidden/>
     <w:rsid w:val="004B21EF"/>
@@ -1549,10 +1483,10 @@
       <w:color w:val="595959" w:themeColor="text1" w:themeTint="A6"/>
     </w:rPr>
   </w:style>
-  <w:style w:type="character" w:customStyle="1" w:styleId="Titre7Car">
-    <w:name w:val="Titre 7 Car"/>
-    <w:basedOn w:val="Policepardfaut"/>
-    <w:link w:val="Titre7"/>
+  <w:style w:type="character" w:customStyle="1" w:styleId="Heading7Char">
+    <w:name w:val="Heading 7 Char"/>
+    <w:basedOn w:val="DefaultParagraphFont"/>
+    <w:link w:val="Heading7"/>
     <w:uiPriority w:val="9"/>
     <w:semiHidden/>
     <w:rsid w:val="004B21EF"/>
@@ -1561,10 +1495,10 @@
       <w:color w:val="595959" w:themeColor="text1" w:themeTint="A6"/>
     </w:rPr>
   </w:style>
-  <w:style w:type="character" w:customStyle="1" w:styleId="Titre8Car">
-    <w:name w:val="Titre 8 Car"/>
-    <w:basedOn w:val="Policepardfaut"/>
-    <w:link w:val="Titre8"/>
+  <w:style w:type="character" w:customStyle="1" w:styleId="Heading8Char">
+    <w:name w:val="Heading 8 Char"/>
+    <w:basedOn w:val="DefaultParagraphFont"/>
+    <w:link w:val="Heading8"/>
     <w:uiPriority w:val="9"/>
     <w:semiHidden/>
     <w:rsid w:val="004B21EF"/>
@@ -1575,10 +1509,10 @@
       <w:color w:val="272727" w:themeColor="text1" w:themeTint="D8"/>
     </w:rPr>
   </w:style>
-  <w:style w:type="character" w:customStyle="1" w:styleId="Titre9Car">
-    <w:name w:val="Titre 9 Car"/>
-    <w:basedOn w:val="Policepardfaut"/>
-    <w:link w:val="Titre9"/>
+  <w:style w:type="character" w:customStyle="1" w:styleId="Heading9Char">
+    <w:name w:val="Heading 9 Char"/>
+    <w:basedOn w:val="DefaultParagraphFont"/>
+    <w:link w:val="Heading9"/>
     <w:uiPriority w:val="9"/>
     <w:semiHidden/>
     <w:rsid w:val="004B21EF"/>
@@ -1587,11 +1521,11 @@
       <w:color w:val="272727" w:themeColor="text1" w:themeTint="D8"/>
     </w:rPr>
   </w:style>
-  <w:style w:type="paragraph" w:styleId="Titre">
+  <w:style w:type="paragraph" w:styleId="Title">
     <w:name w:val="Title"/>
     <w:basedOn w:val="Normal"/>
     <w:next w:val="Normal"/>
-    <w:link w:val="TitreCar"/>
+    <w:link w:val="TitleChar"/>
     <w:uiPriority w:val="10"/>
     <w:qFormat/>
     <w:rsid w:val="004B21EF"/>
@@ -1607,10 +1541,10 @@
       <w:szCs w:val="56"/>
     </w:rPr>
   </w:style>
-  <w:style w:type="character" w:customStyle="1" w:styleId="TitreCar">
-    <w:name w:val="Titre Car"/>
-    <w:basedOn w:val="Policepardfaut"/>
-    <w:link w:val="Titre"/>
+  <w:style w:type="character" w:customStyle="1" w:styleId="TitleChar">
+    <w:name w:val="Title Char"/>
+    <w:basedOn w:val="DefaultParagraphFont"/>
+    <w:link w:val="Title"/>
     <w:uiPriority w:val="10"/>
     <w:rsid w:val="004B21EF"/>
     <w:rPr>
@@ -1621,11 +1555,11 @@
       <w:szCs w:val="56"/>
     </w:rPr>
   </w:style>
-  <w:style w:type="paragraph" w:styleId="Sous-titre">
+  <w:style w:type="paragraph" w:styleId="Subtitle">
     <w:name w:val="Subtitle"/>
     <w:basedOn w:val="Normal"/>
     <w:next w:val="Normal"/>
-    <w:link w:val="Sous-titreCar"/>
+    <w:link w:val="SubtitleChar"/>
     <w:uiPriority w:val="11"/>
     <w:qFormat/>
     <w:rsid w:val="004B21EF"/>
@@ -1643,10 +1577,10 @@
       <w:szCs w:val="28"/>
     </w:rPr>
   </w:style>
-  <w:style w:type="character" w:customStyle="1" w:styleId="Sous-titreCar">
-    <w:name w:val="Sous-titre Car"/>
-    <w:basedOn w:val="Policepardfaut"/>
-    <w:link w:val="Sous-titre"/>
+  <w:style w:type="character" w:customStyle="1" w:styleId="SubtitleChar">
+    <w:name w:val="Subtitle Char"/>
+    <w:basedOn w:val="DefaultParagraphFont"/>
+    <w:link w:val="Subtitle"/>
     <w:uiPriority w:val="11"/>
     <w:rsid w:val="004B21EF"/>
     <w:rPr>
@@ -1657,11 +1591,11 @@
       <w:szCs w:val="28"/>
     </w:rPr>
   </w:style>
-  <w:style w:type="paragraph" w:styleId="Citation">
+  <w:style w:type="paragraph" w:styleId="Quote">
     <w:name w:val="Quote"/>
     <w:basedOn w:val="Normal"/>
     <w:next w:val="Normal"/>
-    <w:link w:val="CitationCar"/>
+    <w:link w:val="QuoteChar"/>
     <w:uiPriority w:val="29"/>
     <w:qFormat/>
     <w:rsid w:val="004B21EF"/>
@@ -1675,10 +1609,10 @@
       <w:color w:val="404040" w:themeColor="text1" w:themeTint="BF"/>
     </w:rPr>
   </w:style>
-  <w:style w:type="character" w:customStyle="1" w:styleId="CitationCar">
-    <w:name w:val="Citation Car"/>
-    <w:basedOn w:val="Policepardfaut"/>
-    <w:link w:val="Citation"/>
+  <w:style w:type="character" w:customStyle="1" w:styleId="QuoteChar">
+    <w:name w:val="Quote Char"/>
+    <w:basedOn w:val="DefaultParagraphFont"/>
+    <w:link w:val="Quote"/>
     <w:uiPriority w:val="29"/>
     <w:rsid w:val="004B21EF"/>
     <w:rPr>
@@ -1687,7 +1621,7 @@
       <w:color w:val="404040" w:themeColor="text1" w:themeTint="BF"/>
     </w:rPr>
   </w:style>
-  <w:style w:type="paragraph" w:styleId="Paragraphedeliste">
+  <w:style w:type="paragraph" w:styleId="ListParagraph">
     <w:name w:val="List Paragraph"/>
     <w:basedOn w:val="Normal"/>
     <w:uiPriority w:val="34"/>
@@ -1698,9 +1632,9 @@
       <w:contextualSpacing/>
     </w:pPr>
   </w:style>
-  <w:style w:type="character" w:styleId="Accentuationintense">
+  <w:style w:type="character" w:styleId="IntenseEmphasis">
     <w:name w:val="Intense Emphasis"/>
-    <w:basedOn w:val="Policepardfaut"/>
+    <w:basedOn w:val="DefaultParagraphFont"/>
     <w:uiPriority w:val="21"/>
     <w:qFormat/>
     <w:rsid w:val="004B21EF"/>
@@ -1710,11 +1644,11 @@
       <w:color w:val="0F4761" w:themeColor="accent1" w:themeShade="BF"/>
     </w:rPr>
   </w:style>
-  <w:style w:type="paragraph" w:styleId="Citationintense">
+  <w:style w:type="paragraph" w:styleId="IntenseQuote">
     <w:name w:val="Intense Quote"/>
     <w:basedOn w:val="Normal"/>
     <w:next w:val="Normal"/>
-    <w:link w:val="CitationintenseCar"/>
+    <w:link w:val="IntenseQuoteChar"/>
     <w:uiPriority w:val="30"/>
     <w:qFormat/>
     <w:rsid w:val="004B21EF"/>
@@ -1733,10 +1667,10 @@
       <w:color w:val="0F4761" w:themeColor="accent1" w:themeShade="BF"/>
     </w:rPr>
   </w:style>
-  <w:style w:type="character" w:customStyle="1" w:styleId="CitationintenseCar">
-    <w:name w:val="Citation intense Car"/>
-    <w:basedOn w:val="Policepardfaut"/>
-    <w:link w:val="Citationintense"/>
+  <w:style w:type="character" w:customStyle="1" w:styleId="IntenseQuoteChar">
+    <w:name w:val="Intense Quote Char"/>
+    <w:basedOn w:val="DefaultParagraphFont"/>
+    <w:link w:val="IntenseQuote"/>
     <w:uiPriority w:val="30"/>
     <w:rsid w:val="004B21EF"/>
     <w:rPr>
@@ -1745,9 +1679,9 @@
       <w:color w:val="0F4761" w:themeColor="accent1" w:themeShade="BF"/>
     </w:rPr>
   </w:style>
-  <w:style w:type="character" w:styleId="Rfrenceintense">
+  <w:style w:type="character" w:styleId="IntenseReference">
     <w:name w:val="Intense Reference"/>
-    <w:basedOn w:val="Policepardfaut"/>
+    <w:basedOn w:val="DefaultParagraphFont"/>
     <w:uiPriority w:val="32"/>
     <w:qFormat/>
     <w:rsid w:val="004B21EF"/>
